--- a/Assignment 4/WrittenDatabaseManagementDocument.docx
+++ b/Assignment 4/WrittenDatabaseManagementDocument.docx
@@ -3,349 +3,7 @@
 <w:document xmlns:wpc="http://schemas.microsoft.com/office/word/2010/wordprocessingCanvas" xmlns:cx="http://schemas.microsoft.com/office/drawing/2014/chartex" xmlns:cx1="http://schemas.microsoft.com/office/drawing/2015/9/8/chartex" xmlns:cx2="http://schemas.microsoft.com/office/drawing/2015/10/21/chartex" xmlns:cx3="http://schemas.microsoft.com/office/drawing/2016/5/9/chartex" xmlns:cx4="http://schemas.microsoft.com/office/drawing/2016/5/10/chartex" xmlns:cx5="http://schemas.microsoft.com/office/drawing/2016/5/11/chartex" xmlns:cx6="http://schemas.microsoft.com/office/drawing/2016/5/12/chartex" xmlns:cx7="http://schemas.microsoft.com/office/drawing/2016/5/13/chartex" xmlns:cx8="http://schemas.microsoft.com/office/drawing/2016/5/14/chartex" xmlns:mc="http://schemas.openxmlformats.org/markup-compatibility/2006" xmlns:aink="http://schemas.microsoft.com/office/drawing/2016/ink" xmlns:am3d="http://schemas.microsoft.com/office/drawing/2017/model3d" xmlns:o="urn:schemas-microsoft-com:office:office" xmlns:oel="http://schemas.microsoft.com/office/2019/extlst" xmlns:r="http://schemas.openxmlformats.org/officeDocument/2006/relationships" xmlns:m="http://schemas.openxmlformats.org/officeDocument/2006/math" xmlns:v="urn:schemas-microsoft-com:vml" xmlns:wp14="http://schemas.microsoft.com/office/word/2010/wordprocessingDrawing" xmlns:wp="http://schemas.openxmlformats.org/drawingml/2006/wordprocessingDrawing" xmlns:w10="urn:schemas-microsoft-com:office:word" xmlns:w="http://schemas.openxmlformats.org/wordprocessingml/2006/main" xmlns:w14="http://schemas.microsoft.com/office/word/2010/wordml" xmlns:w15="http://schemas.microsoft.com/office/word/2012/wordml" xmlns:w16cex="http://schemas.microsoft.com/office/word/2018/wordml/cex" xmlns:w16cid="http://schemas.microsoft.com/office/word/2016/wordml/cid" xmlns:w16="http://schemas.microsoft.com/office/word/2018/wordml" xmlns:w16du="http://schemas.microsoft.com/office/word/2023/wordml/word16du" xmlns:w16sdtdh="http://schemas.microsoft.com/office/word/2020/wordml/sdtdatahash" xmlns:w16sdtfl="http://schemas.microsoft.com/office/word/2024/wordml/sdtformatlock" xmlns:w16se="http://schemas.microsoft.com/office/word/2015/wordml/symex" xmlns:wpg="http://schemas.microsoft.com/office/word/2010/wordprocessingGroup" xmlns:wpi="http://schemas.microsoft.com/office/word/2010/wordprocessingInk" xmlns:wne="http://schemas.microsoft.com/office/word/2006/wordml" xmlns:wps="http://schemas.microsoft.com/office/word/2010/wordprocessingShape" mc:Ignorable="w14 w15 w16se w16cid w16 w16cex w16sdtdh w16sdtfl w16du wp14">
   <w:body>
     <w:p>
-      <w:pPr>
-        <w:numPr>
-          <w:ilvl w:val="0"/>
-          <w:numId w:val="2"/>
-        </w:numPr>
-      </w:pPr>
-      <w:r>
-        <w:t xml:space="preserve">ok so </w:t>
-      </w:r>
-      <w:proofErr w:type="spellStart"/>
-      <w:r>
-        <w:t>i</w:t>
-      </w:r>
-      <w:proofErr w:type="spellEnd"/>
-      <w:r>
-        <w:t xml:space="preserve"> rubber ducked this with my dad for a bit</w:t>
-      </w:r>
-    </w:p>
-    <w:p>
-      <w:pPr>
-        <w:numPr>
-          <w:ilvl w:val="0"/>
-          <w:numId w:val="2"/>
-        </w:numPr>
-      </w:pPr>
-      <w:r>
-        <w:t>ran the numbers</w:t>
-      </w:r>
-    </w:p>
-    <w:p>
-      <w:pPr>
-        <w:numPr>
-          <w:ilvl w:val="0"/>
-          <w:numId w:val="2"/>
-        </w:numPr>
-      </w:pPr>
-      <w:r>
-        <w:t>we're storing around 10 GB per camera</w:t>
-      </w:r>
-    </w:p>
-    <w:p>
-      <w:pPr>
-        <w:numPr>
-          <w:ilvl w:val="0"/>
-          <w:numId w:val="2"/>
-        </w:numPr>
-      </w:pPr>
-      <w:r>
-        <w:t>rough numbers, but gives us a ballpark</w:t>
-      </w:r>
-    </w:p>
-    <w:p>
-      <w:pPr>
-        <w:numPr>
-          <w:ilvl w:val="0"/>
-          <w:numId w:val="2"/>
-        </w:numPr>
-      </w:pPr>
-      <w:r>
-        <w:t xml:space="preserve">that's around 1000 records per image, so even if we use a </w:t>
-      </w:r>
-      <w:proofErr w:type="spellStart"/>
-      <w:r>
-        <w:t>flatfs</w:t>
-      </w:r>
-      <w:proofErr w:type="spellEnd"/>
-      <w:r>
-        <w:t xml:space="preserve"> to store the images, we should probably index them in a DB</w:t>
-      </w:r>
-    </w:p>
-    <w:p>
-      <w:pPr>
-        <w:numPr>
-          <w:ilvl w:val="0"/>
-          <w:numId w:val="2"/>
-        </w:numPr>
-      </w:pPr>
-      <w:proofErr w:type="spellStart"/>
-      <w:r>
-        <w:t>i'd</w:t>
-      </w:r>
-      <w:proofErr w:type="spellEnd"/>
-      <w:r>
-        <w:t xml:space="preserve"> think we'd use two parallel DBs here, one SQL one </w:t>
-      </w:r>
-      <w:proofErr w:type="spellStart"/>
-      <w:r>
-        <w:t>noSQL</w:t>
-      </w:r>
-      <w:proofErr w:type="spellEnd"/>
-    </w:p>
-    <w:p>
-      <w:pPr>
-        <w:numPr>
-          <w:ilvl w:val="0"/>
-          <w:numId w:val="2"/>
-        </w:numPr>
-      </w:pPr>
-      <w:proofErr w:type="gramStart"/>
-      <w:r>
-        <w:t>something</w:t>
-      </w:r>
-      <w:proofErr w:type="gramEnd"/>
-      <w:r>
-        <w:t xml:space="preserve"> like Redis for a KV mapping of the images should match </w:t>
-      </w:r>
-      <w:proofErr w:type="gramStart"/>
-      <w:r>
-        <w:t>fairly well</w:t>
-      </w:r>
-      <w:proofErr w:type="gramEnd"/>
-      <w:r>
-        <w:t xml:space="preserve">. generate a UUID for each image, store the image under that key in </w:t>
-      </w:r>
-      <w:proofErr w:type="spellStart"/>
-      <w:r>
-        <w:t>redis</w:t>
-      </w:r>
-      <w:proofErr w:type="spellEnd"/>
-      <w:r>
-        <w:t xml:space="preserve">, then a SQL </w:t>
-      </w:r>
-      <w:proofErr w:type="spellStart"/>
-      <w:r>
-        <w:t>db</w:t>
-      </w:r>
-      <w:proofErr w:type="spellEnd"/>
-      <w:r>
-        <w:t xml:space="preserve"> of the metadata can be created</w:t>
-      </w:r>
-    </w:p>
-    <w:p>
-      <w:pPr>
-        <w:numPr>
-          <w:ilvl w:val="0"/>
-          <w:numId w:val="2"/>
-        </w:numPr>
-      </w:pPr>
-      <w:proofErr w:type="gramStart"/>
-      <w:r>
-        <w:t>actually, scratch</w:t>
-      </w:r>
-      <w:proofErr w:type="gramEnd"/>
-      <w:r>
-        <w:t xml:space="preserve"> that, </w:t>
-      </w:r>
-      <w:proofErr w:type="spellStart"/>
-      <w:r>
-        <w:t>i</w:t>
-      </w:r>
-      <w:proofErr w:type="spellEnd"/>
-      <w:r>
-        <w:t xml:space="preserve"> don't think we can load all 60+GB of images at once, so we want a lazy KV </w:t>
-      </w:r>
-      <w:proofErr w:type="spellStart"/>
-      <w:r>
-        <w:t>db</w:t>
-      </w:r>
-      <w:proofErr w:type="spellEnd"/>
-    </w:p>
-    <w:p>
-      <w:pPr>
-        <w:numPr>
-          <w:ilvl w:val="0"/>
-          <w:numId w:val="2"/>
-        </w:numPr>
-      </w:pPr>
-      <w:hyperlink r:id="rId5" w:tgtFrame="_blank" w:tooltip="https://en.wikipedia.org/wiki/Riak" w:history="1">
-        <w:r>
-          <w:rPr>
-            <w:rStyle w:val="Hyperlink"/>
-          </w:rPr>
-          <w:t>https://en.wikipedia.org/wiki/Riak</w:t>
-        </w:r>
-      </w:hyperlink>
-      <w:r>
-        <w:t xml:space="preserve"> </w:t>
-      </w:r>
-      <w:proofErr w:type="spellStart"/>
-      <w:r>
-        <w:t>i</w:t>
-      </w:r>
-      <w:proofErr w:type="spellEnd"/>
-      <w:r>
-        <w:t xml:space="preserve"> googled "lazy </w:t>
-      </w:r>
-      <w:proofErr w:type="spellStart"/>
-      <w:r>
-        <w:t>kv</w:t>
-      </w:r>
-      <w:proofErr w:type="spellEnd"/>
-      <w:r>
-        <w:t xml:space="preserve"> </w:t>
-      </w:r>
-      <w:proofErr w:type="spellStart"/>
-      <w:r>
-        <w:t>nosql</w:t>
-      </w:r>
-      <w:proofErr w:type="spellEnd"/>
-      <w:r>
-        <w:t xml:space="preserve"> </w:t>
-      </w:r>
-      <w:proofErr w:type="spellStart"/>
-      <w:r>
-        <w:t>db</w:t>
-      </w:r>
-      <w:proofErr w:type="spellEnd"/>
-      <w:r>
-        <w:t xml:space="preserve">" and this came up, </w:t>
-      </w:r>
-      <w:proofErr w:type="spellStart"/>
-      <w:r>
-        <w:t>i</w:t>
-      </w:r>
-      <w:proofErr w:type="spellEnd"/>
-      <w:r>
-        <w:t xml:space="preserve"> need to verify it's lazy though</w:t>
-      </w:r>
-    </w:p>
-    <w:p>
-      <w:pPr>
-        <w:numPr>
-          <w:ilvl w:val="0"/>
-          <w:numId w:val="1"/>
-        </w:numPr>
-      </w:pPr>
-      <w:r>
-        <w:t xml:space="preserve">ah </w:t>
-      </w:r>
-      <w:proofErr w:type="spellStart"/>
-      <w:r>
-        <w:t>nvm</w:t>
-      </w:r>
-      <w:proofErr w:type="spellEnd"/>
-      <w:r>
-        <w:t xml:space="preserve"> </w:t>
-      </w:r>
-      <w:proofErr w:type="spellStart"/>
-      <w:r>
-        <w:t>i</w:t>
-      </w:r>
-      <w:proofErr w:type="spellEnd"/>
-      <w:r>
-        <w:t xml:space="preserve"> see it, values can be stored on disk. perfect, that's what we'll use, discretize the values across the disk, index the keys in memory (6000 records of </w:t>
-      </w:r>
-      <w:proofErr w:type="gramStart"/>
-      <w:r>
-        <w:t>40 character</w:t>
-      </w:r>
-      <w:proofErr w:type="gramEnd"/>
-      <w:r>
-        <w:t xml:space="preserve"> strings should not consume a large amount of data other than overhead)</w:t>
-      </w:r>
-    </w:p>
-    <w:p>
-      <w:pPr>
-        <w:numPr>
-          <w:ilvl w:val="0"/>
-          <w:numId w:val="1"/>
-        </w:numPr>
-      </w:pPr>
-      <w:proofErr w:type="gramStart"/>
-      <w:r>
-        <w:t>the</w:t>
-      </w:r>
-      <w:proofErr w:type="gramEnd"/>
-      <w:r>
-        <w:t xml:space="preserve"> main issue is </w:t>
-      </w:r>
-      <w:proofErr w:type="gramStart"/>
-      <w:r>
-        <w:t xml:space="preserve">that </w:t>
-      </w:r>
-      <w:proofErr w:type="spellStart"/>
-      <w:r>
-        <w:t>i</w:t>
-      </w:r>
-      <w:proofErr w:type="spellEnd"/>
-      <w:proofErr w:type="gramEnd"/>
-      <w:r>
-        <w:t xml:space="preserve"> think this might be running on a single machine, which makes this a little awkward. </w:t>
-      </w:r>
-      <w:proofErr w:type="gramStart"/>
-      <w:r>
-        <w:t>we</w:t>
-      </w:r>
-      <w:proofErr w:type="gramEnd"/>
-      <w:r>
-        <w:t xml:space="preserve"> can always set it to use one node only, but that removes the fault tolerance</w:t>
-      </w:r>
-    </w:p>
-    <w:p>
-      <w:pPr>
-        <w:numPr>
-          <w:ilvl w:val="0"/>
-          <w:numId w:val="1"/>
-        </w:numPr>
-      </w:pPr>
-      <w:r>
-        <w:t xml:space="preserve">metadata for each image can be a </w:t>
-      </w:r>
-      <w:proofErr w:type="gramStart"/>
-      <w:r>
-        <w:t>single-table</w:t>
-      </w:r>
-      <w:proofErr w:type="gramEnd"/>
-      <w:r>
-        <w:t xml:space="preserve"> </w:t>
-      </w:r>
-      <w:proofErr w:type="spellStart"/>
-      <w:r>
-        <w:t>sql</w:t>
-      </w:r>
-      <w:proofErr w:type="spellEnd"/>
-      <w:r>
-        <w:t xml:space="preserve"> </w:t>
-      </w:r>
-      <w:proofErr w:type="spellStart"/>
-      <w:r>
-        <w:t>db</w:t>
-      </w:r>
-      <w:proofErr w:type="spellEnd"/>
-      <w:r>
-        <w:t xml:space="preserve">, with fields for the </w:t>
-      </w:r>
-      <w:proofErr w:type="spellStart"/>
-      <w:r>
-        <w:t>riak</w:t>
-      </w:r>
-      <w:proofErr w:type="spellEnd"/>
-      <w:r>
-        <w:t xml:space="preserve"> key and anything else necessary</w:t>
-      </w:r>
-    </w:p>
-    <w:p/>
-    <w:p>
-      <w:r>
-        <w:br w:type="page"/>
-      </w:r>
-    </w:p>
-    <w:p>
-      <w:r>
-        <w:lastRenderedPageBreak/>
+      <w:r>
         <w:t xml:space="preserve">For data management, </w:t>
       </w:r>
       <w:r>
@@ -1315,6 +973,7 @@
   <w:style w:type="character" w:default="1" w:styleId="DefaultParagraphFont">
     <w:name w:val="Default Paragraph Font"/>
     <w:uiPriority w:val="1"/>
+    <w:semiHidden/>
     <w:unhideWhenUsed/>
   </w:style>
   <w:style w:type="table" w:default="1" w:styleId="TableNormal">
